--- a/tai-lieu-noi-bo/moscow/ges-2.docx
+++ b/tai-lieu-noi-bo/moscow/ges-2.docx
@@ -96,6 +96,14 @@
       </w:pPr>
       <w:r>
         <w:t>Do tỷ phú Leonid Mikhelson và Quỹ V-A-C tài trợ; nằm trên đảo Bolotny, kè Bolotnaya, nhìn thẳng sang Điện Kremlin, vào cửa miễn phí.</w:t>
+      </w:r>
+    </w:p>
+    <w:p>
+      <w:pPr>
+        <w:pStyle w:val="ListBullet"/>
+      </w:pPr>
+      <w:r>
+        <w:t>Dự án nghệ thuật khai mạc «Santa Barbara» (Ragnar Kjartansson, 4/12/2021) và triết lý «nhà văn hóa» cho mọi người: vào cửa miễn phí, đề cao tiếp cận – sản xuất văn hóa – liên ngành.</w:t>
       </w:r>
     </w:p>
     <w:p>
@@ -391,6 +399,181 @@
       </w:pPr>
       <w:r>
         <w:t>Với các gia đình có trẻ nhỏ, khu xưởng sáng tạo dành cho thiếu nhi mang tên «Atelier» là một điểm cộng lớn. Đây là không gian được thiết kế riêng để trẻ em vui chơi, thử nghiệm và làm quen với nghệ thuật thông qua các hoạt động tương tác. Nhờ vậy, một chuyến đi tới GES-2 có thể phù hợp với nhiều lứa tuổi: người lớn thưởng thức triển lãm và kiến trúc, trẻ em có góc riêng để sáng tạo, còn cả nhà cùng nhau dạo rừng bạch dương và ngắm sông. Đó là một mô hình «nhà văn hóa» đúng nghĩa cho mọi người.</w:t>
+      </w:r>
+    </w:p>
+    <w:p>
+      <w:pPr>
+        <w:pStyle w:val="Heading1"/>
+      </w:pPr>
+      <w:r>
+        <w:rPr>
+          <w:color w:val="152C4E"/>
+        </w:rPr>
+        <w:t>Bốn ống khói xanh «Matisse» &amp; giàn thép Shukhov — đọc từng chi tiết kiến trúc</w:t>
+      </w:r>
+    </w:p>
+    <w:p>
+      <w:pPr>
+        <w:jc w:val="both"/>
+      </w:pPr>
+      <w:r>
+        <w:t>Điểm nhận diện dễ thấy nhất của GES-2 là bốn ống khói cao khoảng 70 mét, sơn màu «xanh Matisse» (Matisse blue) tươi sáng. Renzo Piano giữ lại dáng ống khói cũ nhưng đảo ngược hoàn toàn công năng: xưa chúng nhả khói nhà máy, nay chúng hút không khí sạch từ trên cao đưa xuống làm mát và thông gió tự nhiên cho toà nhà — một «lá phổi» đúng nghĩa. Gợi ý kể: hỏi khách đoán bốn cái ống dùng làm gì, rồi tiết lộ «bây giờ nó thở ngược» — chi tiết rất dễ nhớ.</w:t>
+      </w:r>
+    </w:p>
+    <w:p>
+      <w:pPr>
+        <w:jc w:val="both"/>
+      </w:pPr>
+      <w:r>
+        <w:t>Bên trong, kiến trúc sư trân trọng giữ lại bộ giàn thép lịch sử gắn với kỹ sư huyền thoại Vladimir Shukhov (Шухов) — người cũng thiết kế tháp truyền hình Shukhov nổi tiếng của Moskva. Tháp đồng hồ cũ và biểu tượng tia sét của công ty điện Mosenergo (Мосэнерго) cũng được bảo tồn như dấu vết của quá khứ công nghiệp.</w:t>
+      </w:r>
+    </w:p>
+    <w:p>
+      <w:pPr>
+        <w:jc w:val="both"/>
+      </w:pPr>
+      <w:r>
+        <w:t>Triết lý cải tạo của Piano là «rammendo» (tiếng Ý nghĩa là «mạng vá») — khâu vá lại khoảng trống đô thị, nối toà nhà cũ với thành phố thay vì đập đi xây mới. Đây là công trình đầu tiên của văn phòng Renzo Piano Building Workshop (RPBW) tại Nga; bản thân Piano là tác giả Trung tâm Pompidou ở Paris và đoạt giải Pritzker năm 1998.</w:t>
+      </w:r>
+    </w:p>
+    <w:p>
+      <w:pPr>
+        <w:pStyle w:val="Heading1"/>
+      </w:pPr>
+      <w:r>
+        <w:rPr>
+          <w:color w:val="152C4E"/>
+        </w:rPr>
+        <w:t>Prospekt, gian giữa &amp; mái kính quang điện — «ngôi đền ánh sáng»</w:t>
+      </w:r>
+    </w:p>
+    <w:p>
+      <w:pPr>
+        <w:jc w:val="both"/>
+      </w:pPr>
+      <w:r>
+        <w:t>Trục xương sống bên trong là «Prospekt» — một «đại lộ» có mái che chạy dọc toà nhà, nơi đặt quầy đón tiếp, hiệu sách, quán cà phê; ý tưởng là đưa nhịp sống đường phố Moskva vào bên trong. Gian giữa (atrium) rộng khoảng 1.300 m², cao vút và ngập ánh sáng.</w:t>
+      </w:r>
+    </w:p>
+    <w:p>
+      <w:pPr>
+        <w:jc w:val="both"/>
+      </w:pPr>
+      <w:r>
+        <w:t>Piano mở lại toàn bộ mái thành mái kính. Lớp mái gồm kính cách nhiệt và một lớp kính phủ pin quang điện rộng khoảng 5.000 m² (~54.000 foot vuông), có thể tạo tới khoảng 10% điện năng cho toà nhà; mái được thiết kế chịu được hơn 0,9 mét tuyết và có khả năng làm tan băng. Chính không gian tràn ngập ánh sáng này khiến người ta gọi GES-2 là «nhà máy trắng tinh, nhà kính của nghệ thuật, ngôi đền ánh sáng» — nguyên lời Renzo Piano.</w:t>
+      </w:r>
+    </w:p>
+    <w:p>
+      <w:pPr>
+        <w:jc w:val="both"/>
+      </w:pPr>
+      <w:r>
+        <w:t>Để có hai tầng ngầm, công trình đào sâu khoảng 5 mét và tựa trên hơn 2.000 cọc phun vữa. Nội thất dùng các sắc trắng chủ đạo, làm nền trung tính tôn nghệ thuật lên. Gợi ý kể: vào ngày nắng, hãy đưa đoàn ra giữa gian atrium ngước nhìn mái kính — đó là «khung hình triệu view» của GES-2.</w:t>
+      </w:r>
+    </w:p>
+    <w:p>
+      <w:pPr>
+        <w:pStyle w:val="Heading1"/>
+      </w:pPr>
+      <w:r>
+        <w:rPr>
+          <w:color w:val="152C4E"/>
+        </w:rPr>
+        <w:t>Svody (hầm vòm) — từ xưởng chưng cất vodka Smirnoff đến xưởng sáng tạo</w:t>
+      </w:r>
+    </w:p>
+    <w:p>
+      <w:pPr>
+        <w:jc w:val="both"/>
+      </w:pPr>
+      <w:r>
+        <w:t>Dưới lòng đất là khu hầm vòm mang tên «Svody» (Своды, nghĩa là «những mái vòm»). Điều thú vị: chính khu vòm gạch này trước kia từng được dùng để chưng cất vodka của hãng Smirnoff (Смирнов) — nay được biến thành trung tâm sản xuất nghệ thuật.</w:t>
+      </w:r>
+    </w:p>
+    <w:p>
+      <w:pPr>
+        <w:jc w:val="both"/>
+      </w:pPr>
+      <w:r>
+        <w:t>Trong Svody có các xưởng in 3D, xưởng kim loại, xưởng dệt, xưởng gốm và xưởng mộc, mở cho nghệ sĩ và cả công chúng tới học, làm thủ công. Điều này thể hiện đúng tinh thần của GES-2: không chỉ để ngắm nghệ thuật mà còn để «làm ra» nghệ thuật.</w:t>
+      </w:r>
+    </w:p>
+    <w:p>
+      <w:pPr>
+        <w:jc w:val="both"/>
+      </w:pPr>
+      <w:r>
+        <w:t>Gợi ý kể: nối câu chuyện Smirnoff — một thương hiệu vodka Nga lừng danh thế giới — với công năng mới; khách rất thích chi tiết «nơi từng nấu rượu nay in tượng 3D».</w:t>
+      </w:r>
+    </w:p>
+    <w:p>
+      <w:pPr>
+        <w:pStyle w:val="Heading1"/>
+      </w:pPr>
+      <w:r>
+        <w:rPr>
+          <w:color w:val="152C4E"/>
+        </w:rPr>
+        <w:t>Rừng bạch dương ~600 cây &amp; các tác phẩm điêu khắc ngoài trời</w:t>
+      </w:r>
+    </w:p>
+    <w:p>
+      <w:pPr>
+        <w:jc w:val="both"/>
+      </w:pPr>
+      <w:r>
+        <w:t>Bên hông phía tây toà nhà, Renzo Piano cho trồng nguyên một rừng bạch dương (берёза) với khoảng 600 cây thật — loài cây biểu tượng của nước Nga — tạo một khoảng xanh thư thái hiếm có giữa trung tâm Moskva, ngay đối diện Điện Kremlin bên kia sông.</w:t>
+      </w:r>
+    </w:p>
+    <w:p>
+      <w:pPr>
+        <w:jc w:val="both"/>
+      </w:pPr>
+      <w:r>
+        <w:t>Trước cửa GES-2, trên kè Bolotnaya, từng đặt tác phẩm gây tranh cãi «Big Clay #4» (Большая глина № 4) của nghệ sĩ Thuỵ Sĩ Urs Fischer — khối «đất sét» bằng nhôm cao khoảng 13 mét, mô phỏng một nắm đất sét bị bóp trong tay. Nhiều người Moskva chê nó xấu, nhưng nó lại thành điểm check-in nổi tiếng; tác phẩm được tháo dỡ năm 2025 sau đúng bốn năm trưng bày.</w:t>
+      </w:r>
+    </w:p>
+    <w:p>
+      <w:pPr>
+        <w:jc w:val="both"/>
+      </w:pPr>
+      <w:r>
+        <w:t>Trên lối đi nghệ thuật ven sông còn có tác phẩm của nghệ sĩ Ý Giuseppe Penone. Gợi ý kể: chủ đề «đất sét» và «cây» rất hợp để nói về thông điệp con người – thiên nhiên mà GES-2 theo đuổi; nếu tác phẩm không còn tại chỗ, HDV nên báo trước để khách khỏi hụt hẫng (cần kiểm chứng hiện trạng trước chuyến đi).</w:t>
+      </w:r>
+    </w:p>
+    <w:p>
+      <w:pPr>
+        <w:pStyle w:val="Heading1"/>
+      </w:pPr>
+      <w:r>
+        <w:rPr>
+          <w:color w:val="152C4E"/>
+        </w:rPr>
+        <w:t>Triển lãm khai mạc «Santa Barbara» &amp; tinh thần «nhà văn hóa»</w:t>
+      </w:r>
+    </w:p>
+    <w:p>
+      <w:pPr>
+        <w:jc w:val="both"/>
+      </w:pPr>
+      <w:r>
+        <w:t>GES-2 mở cửa đón công chúng ngày 4 tháng 12 năm 2021 (lễ khánh thành ngày 3/12). Dự án nghệ thuật khai mạc là «Santa Barbara» của nghệ sĩ Iceland Ragnar Kjartansson — dựng lại từng tập của bộ phim truyền hình dài tập Mỹ cùng tên (bộ phim phương Tây đầu tiên phát trên truyền hình Nga đầu thập niên 1990) ngay trong một phim trường sống giữa lòng GES-2.</w:t>
+      </w:r>
+    </w:p>
+    <w:p>
+      <w:pPr>
+        <w:jc w:val="both"/>
+      </w:pPr>
+      <w:r>
+        <w:t>Cái tên «Дом культуры» (Nhà Văn hóa) là chủ ý: nó gợi nhắc các «nhà văn hóa» thời Xô-viết và những «народный дом» (nhà nhân dân) thế kỷ 19 — nơi mọi tầng lớp cùng học và giải trí. GES-2 do Quỹ V-A-C (thành lập năm 2009 bởi doanh nhân Leonid Mikhelson) vận hành, đề ra ba giá trị: khả năng tiếp cận cho mọi người, sản xuất văn hóa, và tính liên ngành.</w:t>
+      </w:r>
+    </w:p>
+    <w:p>
+      <w:pPr>
+        <w:jc w:val="both"/>
+      </w:pPr>
+      <w:r>
+        <w:t>Gợi ý kể cho khách Việt: hãy nhấn mạnh «vào cửa miễn phí» và không khí trẻ trung — đây là điểm «đổi vị» rất hợp sau khi đã thăm các nhà thờ, cung điện cổ; kết hợp dạo kè Bolotnaya và ngắm Điện Kremlin bên kia sông là một buổi chiều đáng nhớ.</w:t>
       </w:r>
     </w:p>
     <w:p>
@@ -999,11 +1182,20 @@
     <w:p>
       <w:r>
         <w:rPr>
+          <w:color w:val="5C6773"/>
+          <w:sz w:val="20"/>
+        </w:rPr>
+        <w:t>Wikipedia (EN) «GES-2 (Moscow)» (truy cập 9/2026) — nhà máy Tramvaynaya vận hành 1907–2014; RPBW được giao thiết kế 10/2015, tổ chức site thành ba cực (đón tiếp, triển lãm, giáo dục), diện tích ~20.000 m², đạt chứng nhận LEED, có pin mặt trời và hệ thu nước mưa; rừng bạch dương ~600 cây phía tây; Quỹ V-A-C mua toà nhà năm 2014.</w:t>
+      </w:r>
+    </w:p>
+    <w:p>
+      <w:r>
+        <w:rPr>
           <w:i/>
           <w:color w:val="5C6773"/>
           <w:sz w:val="18"/>
         </w:rPr>
-        <w:t>Tài liệu nội bộ — không dùng cho mục đích public. Biên soạn nguyên gốc, có dẫn nguồn. Cập nhật 2026-08-11.</w:t>
+        <w:t>Tài liệu nội bộ — không dùng cho mục đích public. Biên soạn nguyên gốc, có dẫn nguồn. Cập nhật 2026-09-28.</w:t>
       </w:r>
     </w:p>
     <w:sectPr>
